--- a/Guion_defensa_Grupo4.docx
+++ b/Guion_defensa_Grupo4.docx
@@ -196,7 +196,7 @@
                 <w:sz w:val="20"/>
                 <w:szCs w:val="20"/>
               </w:rPr>
-              <w:t xml:space="preserve">Buenas, somos el Grupo 4 y desarrollamos un sistema de gestión para una farmacia en Python. Les contamos qué hace, cómo lo organizamos y después lo mostramos funcionando.</w:t>
+              <w:t xml:space="preserve">Qué decir: Buenas, somos el Grupo 4. Hicimos un programa de consola para ayudar a administrar productos, clientes, ventas e informes de una farmacia. Vamos a explicar primero qué información guarda, después cómo se usa para vender y finalmente mostraremos algunos ejemplos funcionando. | Código para mostrar si preguntan: el programa se inicia desde menu.py.</w:t>
             </w:r>
           </w:p>
         </w:tc>
@@ -267,7 +267,7 @@
                 <w:sz w:val="20"/>
                 <w:szCs w:val="20"/>
               </w:rPr>
-              <w:t xml:space="preserve">El sistema tiene cuatro áreas. Productos y clientes tienen CRUD completo. Desde Ventas se vende un producto a un cliente controlando stock y receta. En Informes generamos reportes en forma de matriz.</w:t>
+              <w:t xml:space="preserve">Qué decir: El menú tiene cuatro áreas principales. En Productos y Clientes podemos consultar, agregar, modificar o eliminar registros. En Ventas elegimos un cliente y un producto; el programa revisa el stock y la receta antes de confirmar. En Informes se muestran totales del inventario y de las ventas. | Código para mostrar si preguntan: menu.py, funciones menu_productos(), menu_clientes() y menu_informes().</w:t>
             </w:r>
           </w:p>
         </w:tc>
@@ -338,7 +338,7 @@
                 <w:sz w:val="20"/>
                 <w:szCs w:val="20"/>
               </w:rPr>
-              <w:t xml:space="preserve">El producto se guarda como diccionario de diccionarios: la clave es el código y el valor, otro diccionario con 6 atributos. Antes era una lista y lo cambiamos para buscar directo por código. JSON guarda las claves como texto, por eso usamos str(codigo).</w:t>
+              <w:t xml:space="preserve">Qué decir: Cada producto tiene seis datos: nombre, categoría, precio, stock, si requiere receta y laboratorio. Por ejemplo, el producto con código 1 es Paracetamol 500mg, de Medicamentos, cuesta 2500 pesos, tiene 20 unidades, no requiere receta y es del laboratorio Bayer. Un diccionario relaciona el código con otro diccionario que guarda esos seis datos. Cada cliente tiene cinco: nombre, apellido, obra social, si tiene receta online y teléfono. Por ejemplo, Ana Pérez tiene OSDE, receta online y el teléfono 1123456789. Los códigos quedan como texto en JSON, así que al buscar convertimos el número ingresado con str(). | Código para mostrar si preguntan: productos_inicial.json y clientes_inicial.json; en crud.py, funciones buscar() y nuevo_codigo().</w:t>
             </w:r>
           </w:p>
         </w:tc>
@@ -409,7 +409,7 @@
                 <w:sz w:val="20"/>
                 <w:szCs w:val="20"/>
               </w:rPr>
-              <w:t>El programa está dividido en siete módulos con tareas distintas. menu.py es el principal y se encarga de los menús. Le paso a [Integrante 2].</w:t>
+              <w:t xml:space="preserve">Qué decir: Separamos el programa en archivos para encontrar más fácil cada parte. menu.py muestra los menús; crud.py administra productos y clientes; ventas.py calcula y registra ventas; archivos.py lee y escribe archivos; validaciones.py comprueba entradas y datos guardados; precarga.py prepara los datos iniciales; e informes.py arma los reportes. Así, por ejemplo, el menú llama a una función de crud.py cuando elegimos agregar un producto. Le paso a [Integrante 2]. | Código para mostrar si preguntan: menu.py y los imports al principio de cada módulo.</w:t>
             </w:r>
           </w:p>
         </w:tc>
@@ -480,7 +480,7 @@
                 <w:sz w:val="20"/>
                 <w:szCs w:val="20"/>
               </w:rPr>
-              <w:t>La precarga está en productos_inicial.json y clientes_inicial.json. Antes de leer y guardar los JSON, se validan sus campos y tipos. Create, Update y Delete sobrescriben el archivo; las ventas se agregan al final de ventas.txt.</w:t>
+              <w:t xml:space="preserve">Qué decir: Hay archivos iniciales y archivos de trabajo. Al arrancar, si falta productos.json o clientes.json, precarga.py copia el archivo inicial correspondiente. Cada registro JSON se valida al leerlo y antes de guardarlo: por ejemplo, precio y stock deben ser enteros, y nombre debe ser texto. Las altas, modificaciones y bajas guardan la nueva versión del JSON. Para el historial, cada venta se agrega al final de ventas.txt con siete datos separados por punto y coma: fecha, cliente, producto, categoría, cantidad, total y forma de pago. | Código para mostrar si preguntan: precarga.py, archivos.py: leer_json(), guardar_json() y registrar_venta_txt().</w:t>
             </w:r>
           </w:p>
         </w:tc>
@@ -551,7 +551,7 @@
                 <w:sz w:val="20"/>
                 <w:szCs w:val="20"/>
               </w:rPr>
-              <w:t>Usamos try/except para conversiones, búsquedas y archivos. Los JSON con formato o datos inválidos no se tratan como vacíos: se avisa y se interrumpe la operación. finally cierra los archivos que se abrieron.</w:t>
+              <w:t xml:space="preserve">Qué decir: Un ejemplo sencillo: si pedimos un precio y se escribe “abc”, Python no puede convertirlo a entero. validar_entero() captura ese ValueError, avisa y vuelve a pedir el precio. Al abrir un archivo también puede faltar o estar mal escrito: el programa muestra un error y no sigue como si los datos fueran correctos. finally se usa para cerrar un archivo que ya se abrió, incluso si algo falla al leerlo. | Código para mostrar si preguntan: validaciones.py: validar_entero(); archivos.py: leer_json(), donde están try, except y finally.</w:t>
             </w:r>
           </w:p>
         </w:tc>
@@ -622,7 +622,7 @@
                 <w:sz w:val="20"/>
                 <w:szCs w:val="20"/>
               </w:rPr>
-              <w:t>Se buscan el cliente y el producto, se controlan receta y stock y se aplica el 40% de descuento cuando corresponde. Al confirmar, se guarda el nuevo stock y se registra la venta; si falla el historial, se intenta restaurar el stock. Le paso a [Integrante 3].</w:t>
+              <w:t xml:space="preserve">Qué decir: Para vender, primero elegimos un código de cliente y uno de producto. Si alguno no existe, se cancela. Si el producto requiere receta, el cliente debe tener receta online. Después ingresamos una cantidad entre uno y el stock disponible. Si tiene obra social y compra en Medicamentos, se descuenta el 40%. Por ejemplo, tres Paracetamol de 2500 cuestan 7500; el descuento es 3000 y el total queda en 4500. Al confirmar se guarda el stock nuevo y se agrega la venta al historial. Si no se puede registrar el historial, el programa intenta dejar el stock como estaba. Le paso a [Integrante 3]. | Código para mostrar si preguntan: ventas.py: realizar_venta() y calcular_total().</w:t>
             </w:r>
           </w:p>
         </w:tc>
@@ -693,7 +693,7 @@
                 <w:sz w:val="20"/>
                 <w:szCs w:val="20"/>
               </w:rPr>
-              <w:t>Hay tres informes matriciales: stock, categorías y ventas. El resumen por categoría cuenta productos y unidades, y muestra el valor del stock. El informe de bajo stock usa una lista por comprensión y lambda.</w:t>
+              <w:t xml:space="preserve">Qué decir: Un informe matricial se arma como una tabla: cada fila es una lista y la tabla completa es una lista de filas. El programa tiene matrices para stock, resumen por categoría y ventas por forma de pago y categoría. En el resumen por categorías, con los datos iniciales, Medicamentos suma 5 productos, 64 unidades y 224000 pesos de stock. El informe de bajo stock es una lista ordenada; la comprensión selecciona los productos bajo el límite elegido y lambda indica que se ordenen por stock. También se intenta mostrar un gráfico de unidades por categoría si matplotlib está instalado. | Código para mostrar si preguntan: informes.py: informe_categorias(), informe_bajo_stock() e informe_ventas().</w:t>
             </w:r>
           </w:p>
         </w:tc>
@@ -764,7 +764,7 @@
                 <w:sz w:val="20"/>
                 <w:szCs w:val="20"/>
               </w:rPr>
-              <w:t xml:space="preserve">Acá está dónde se cumple cada requisito. Implementamos las dos opciones de persistencia: JSON y texto.</w:t>
+              <w:t xml:space="preserve">Qué decir: En esta diapositiva resumimos dónde aparecen los temas del curso. Usamos diccionarios de diccionarios para los registros, funciones para separar tareas, listas y matrices para los informes, una tupla para las categorías y conjuntos para opciones como formas de pago. También hay una lista por comprensión para filtrar, lambda para ordenar, y try/except para responder a errores. Para guardar usamos JSON para productos y clientes y texto para las ventas. | Código para mostrar si preguntan: las funciones y módulos que acabamos de nombrar.</w:t>
             </w:r>
           </w:p>
         </w:tc>
@@ -835,7 +835,7 @@
                 <w:sz w:val="20"/>
                 <w:szCs w:val="20"/>
               </w:rPr>
-              <w:t>Usamos IA como apoyo y revisamos las propuestas contra la consigna. Entre las dificultades estuvieron las claves de texto del JSON, los errores de conversión y los archivos mal formados. Ahora se validan tipos al leer y antes de guardar.</w:t>
+              <w:t xml:space="preserve">Qué decir: Al probar el programa vimos que los datos de entrada y los archivos podían tener errores. Por ejemplo, un número puede estar escrito como texto en un JSON, o faltar un campo. Por eso agregamos una función que revisa los campos y tipos antes de leer y guardar productos o clientes. También se valida el formato de las ventas. Usamos herramientas de IA como apoyo, pero revisamos las propuestas comparándolas con el programa y con la consigna. | Código para mostrar si preguntan: validaciones.py: validar_registros() y validar_linea_venta().</w:t>
             </w:r>
           </w:p>
         </w:tc>
@@ -906,7 +906,7 @@
                 <w:sz w:val="20"/>
                 <w:szCs w:val="20"/>
               </w:rPr>
-              <w:t>Agregar un producto y probar una entrada no válida en el precio. Cliente 2 con producto 3 → venta rechazada por receta. Cliente 1 compra 3 unidades del producto 1 → $7500 menos 40% = $4500. Mostrar el informe por categoría.</w:t>
+              <w:t xml:space="preserve">Qué decir: Primero vamos a mostrar que el precio no acepta letras: ingresamos “abc” y vemos que vuelve a preguntar. Después intentamos vender Amoxicilina, código 3, al cliente 2, que no tiene receta online; la venta debe rechazarse. Para el caso válido, Ana es la cliente 1 y Paracetamol el producto 1: compramos tres unidades. El subtotal es 7500 pesos, el 40% son 3000 y el total es 4500. Después mostramos el informe por categoría. | Antes de empezar: restaurar los datos iniciales con la opción 5; tener matplotlib instalado si quieren mostrar el gráfico.</w:t>
             </w:r>
           </w:p>
         </w:tc>
@@ -1041,7 +1041,7 @@
                 <w:sz w:val="20"/>
                 <w:szCs w:val="20"/>
               </w:rPr>
-              <w:t xml:space="preserve">Porque se accede directo por la clave (productos["3"]) sin recorrer toda la lista, y el código no se puede repetir porque las claves de un diccionario son únicas.</w:t>
+              <w:t xml:space="preserve">Un diccionario asocia una clave con un valor. En este caso, la clave "1" identifica al Paracetamol y el valor es otro diccionario con nombre, categoría, precio, stock, receta y laboratorio. Así buscamos directamente por código, sin revisar todos los productos uno por uno. En el código se ve en productos_inicial.json y en crud.py: buscar().</w:t>
             </w:r>
           </w:p>
         </w:tc>
@@ -1090,7 +1090,7 @@
                 <w:sz w:val="20"/>
                 <w:szCs w:val="20"/>
               </w:rPr>
-              <w:t>JSON guarda las claves como texto. buscar() usa str(codigo) para encontrar el registro a partir del código ingresado.</w:t>
+              <w:t xml:space="preserve">Cuando el usuario ingresa el código 1, llega como número entero. Las claves del diccionario leído desde JSON son texto, como "1". buscar() convierte el código con str(codigo) para que los tipos coincidan y poder encontrar el registro. Está en crud.py: buscar().</w:t>
             </w:r>
           </w:p>
         </w:tc>
@@ -1139,7 +1139,7 @@
                 <w:sz w:val="20"/>
                 <w:szCs w:val="20"/>
               </w:rPr>
-              <w:t>int() puede lanzar ValueError. validar_entero lo atrapa con try/except, muestra un mensaje y el ciclo vuelve a pedir el dato.</w:t>
+              <w:t xml:space="preserve">Si se ingresa “abc”, int("abc") no puede convertirse y genera ValueError. validar_entero() captura ese error, imprime un mensaje y el while vuelve a solicitar el dato. Está en validaciones.py: validar_entero().</w:t>
             </w:r>
           </w:p>
         </w:tc>
@@ -1188,7 +1188,7 @@
                 <w:sz w:val="20"/>
                 <w:szCs w:val="20"/>
               </w:rPr>
-              <w:t>Se ejecuta aunque ocurra un error. Lo usamos para cerrar el archivo que se abrió antes de leer o escribir.</w:t>
+              <w:t xml:space="preserve">finally se ejecuta al salir del bloque try, haya ocurrido un error o no. Por eso sirve para cerrar el archivo que ya abrimos. Está en archivos.py, al final de leer_json() y guardar_json().</w:t>
             </w:r>
           </w:p>
         </w:tc>
@@ -1237,7 +1237,7 @@
                 <w:sz w:val="20"/>
                 <w:szCs w:val="20"/>
               </w:rPr>
-              <w:t xml:space="preserve">Tupla: CATEGORIAS, porque son fijas y no deben cambiar. Conjunto: FORMAS_PAGO y respuestas si/no, porque solo preguntamos si un valor está (in) y no hay repetidos. También un conjunto de nombres para no cargar productos duplicados.</w:t>
+              <w:t xml:space="preserve">Una tupla guarda una serie de valores fijos: CATEGORIAS contiene Medicamentos, Cuidado personal y Perfumeria. Un conjunto guarda opciones únicas y permite comprobar si una respuesta pertenece a las permitidas; por ejemplo, FORMAS_PAGO contiene efectivo, debito y credito. Está en crud.py y ventas.py.</w:t>
             </w:r>
           </w:p>
         </w:tc>
@@ -1286,7 +1286,7 @@
                 <w:sz w:val="20"/>
                 <w:szCs w:val="20"/>
               </w:rPr>
-              <w:t xml:space="preserve">items.sort(key=lambda item: item[1]["precio"]) ordena los productos por precio. item es la tupla (código, datos) que devuelve items(). También ordenamos el bajo stock con lambda p: p["stock"].</w:t>
+              <w:t xml:space="preserve">lambda es una función corta que se usa como criterio de orden. En crud.py, lambda item: item[1]["precio"] le dice al sort que compare los productos por su precio. En informes.py, lambda p: p["stock"] los ordena por stock. No calcula un precio nuevo; solo indica qué dato usar para ordenar.</w:t>
             </w:r>
           </w:p>
         </w:tc>
@@ -1335,7 +1335,7 @@
                 <w:sz w:val="20"/>
                 <w:szCs w:val="20"/>
               </w:rPr>
-              <w:t xml:space="preserve">En nuevo_codigo: [int(clave) for clave in diccionario] arma la lista de códigos para sacar el máximo y sumar 1. También para filtrar productos de una categoría o con bajo stock.</w:t>
+              <w:t xml:space="preserve">Una lista por comprensión construye una lista a partir de los elementos de otra colección. En crud.py, nuevo_codigo() usa [int(clave) for clave in diccionario] para convertir las claves a números, encontrar el mayor y sumar uno. En informes.py también se usa para seleccionar productos de una categoría o con stock bajo.</w:t>
             </w:r>
           </w:p>
         </w:tc>
@@ -1384,7 +1384,7 @@
                 <w:sz w:val="20"/>
                 <w:szCs w:val="20"/>
               </w:rPr>
-              <w:t xml:space="preserve">Si productos.json no existe, precarga.py lee productos_inicial.json y lo copia. Así los datos vienen de un archivo, no del código. La opción 5 del menú restaura los datos iniciales.</w:t>
+              <w:t xml:space="preserve">Al iniciar, precarga.py comprueba si existe productos.json. Si no está, lee productos_inicial.json y lo guarda como archivo de trabajo; hace lo mismo con clientes. La opción 5 del menú copia de nuevo los archivos iniciales para restaurar los datos.</w:t>
             </w:r>
           </w:p>
         </w:tc>
@@ -1433,7 +1433,7 @@
                 <w:sz w:val="20"/>
                 <w:szCs w:val="20"/>
               </w:rPr>
-              <w:t xml:space="preserve">"w" borra el contenido y escribe de nuevo (lo usamos para sobrescribir el JSON). "a" agrega al final sin borrar (lo usamos en ventas.txt).</w:t>
+              <w:t xml:space="preserve">El modo "w" crea o reemplaza el contenido del archivo; lo usamos para guardar la última versión de productos y clientes. El modo "a" agrega al final sin borrar lo anterior; lo usamos para conservar el historial de ventas. Está en archivos.py.</w:t>
             </w:r>
           </w:p>
         </w:tc>
@@ -1482,7 +1482,7 @@
                 <w:sz w:val="20"/>
                 <w:szCs w:val="20"/>
               </w:rPr>
-              <w:t>leer_json informa el error y retorna None; la operación se detiene. Se puede corregir el archivo o restaurar la precarga.</w:t>
+              <w:t xml:space="preserve">Si el JSON no se puede interpretar o sus campos y tipos no coinciden, leer_json() muestra el error y devuelve None. Las funciones que necesitan esos datos se detienen. Se puede corregir el archivo o restaurar la precarga desde el menú.</w:t>
             </w:r>
           </w:p>
         </w:tc>
@@ -1531,7 +1531,7 @@
                 <w:sz w:val="20"/>
                 <w:szCs w:val="20"/>
               </w:rPr>
-              <w:t xml:space="preserve">El import está dentro de un try; si lanza ImportError, avisa y el resto del informe se muestra igual.</w:t>
+              <w:t xml:space="preserve">El programa intenta importar matplotlib solo cuando genera el gráfico. Si no está instalado, captura ImportError y avisa; los reportes de texto siguen disponibles.</w:t>
             </w:r>
           </w:p>
         </w:tc>
@@ -1580,7 +1580,7 @@
                 <w:sz w:val="20"/>
                 <w:szCs w:val="20"/>
               </w:rPr>
-              <w:t xml:space="preserve">Para armar la ruta desde la carpeta donde está el archivo .py. Si no, ejecutándolo desde otra carpeta (por ejemplo VS Code) no encuentra los JSON.</w:t>
+              <w:t xml:space="preserve">os.path ayuda a formar la ruta completa de los JSON usando la carpeta donde está archivos.py. Así el programa puede encontrar esos archivos aunque se inicie desde otra ubicación.</w:t>
             </w:r>
           </w:p>
         </w:tc>
@@ -1629,7 +1629,7 @@
                 <w:sz w:val="20"/>
                 <w:szCs w:val="20"/>
               </w:rPr>
-              <w:t>Comprueba que cada registro tenga los campos esperados y sus tipos. Por ejemplo, precio y stock son enteros; el teléfono es texto. Si algo no coincide, no se carga ni se guarda.</w:t>
+              <w:t xml:space="preserve">validar_registros() comprueba que cada producto o cliente tenga los campos esperados y el tipo correcto: por ejemplo, precio y stock son int, nombre es str y requiere_receta es bool. Se llama al leer JSON y antes de guardarlo. Está en validaciones.py.</w:t>
             </w:r>
           </w:p>
         </w:tc>
@@ -1678,7 +1678,7 @@
                 <w:sz w:val="20"/>
                 <w:szCs w:val="20"/>
               </w:rPr>
-              <w:t>El programa intenta devolver el stock al valor anterior y guardar ese cambio. Si tampoco puede guardarlo, informa que no pudo restaurar el stock.</w:t>
+              <w:t xml:space="preserve">Después de guardar el nuevo stock, el programa intenta agregar la venta al historial. Si esa escritura falla, vuelve a asignar el stock anterior y trata de guardar esa versión. Si tampoco puede hacerlo, muestra un mensaje de error. Está en ventas.py: realizar_venta().</w:t>
             </w:r>
           </w:p>
         </w:tc>
